--- a/150周年記念前文_検討資料.docx
+++ b/150周年記念前文_検討資料.docx
@@ -1409,7 +1409,7 @@
           <w:b/>
           <w:sz w:val="32"/>
         </w:rPr>
-        <w:t>4. 教育長前文（150周年案）— 統合稿</w:t>
+        <w:t>4. 教育長前文（150周年案）— 統合稿（小学校版・約550文字）</w:t>
       </w:r>
     </w:p>
     <w:p>
@@ -1454,7 +1454,7 @@
           <w:b w:val="0"/>
           <w:sz w:val="21"/>
         </w:rPr>
-        <w:t xml:space="preserve">　〇〇小学校（中学校）が、創立150周年の佳節を迎えられましたことを、練馬区教育委員会を代表して心よりお祝い申し上げます。</w:t>
+        <w:t xml:space="preserve">　〇〇小学校が、創立150周年の佳節を迎えられましたことを、練馬区教育委員会を代表して心よりお祝い申し上げます。</w:t>
       </w:r>
     </w:p>
     <w:p>
@@ -1471,7 +1471,7 @@
           <w:b w:val="0"/>
           <w:sz w:val="21"/>
         </w:rPr>
-        <w:t xml:space="preserve">　明治の創立から今日まで、本校は四つの時代を生き、地域の子どもたちとともに歩んでまいりました。120周年の年、私たちは情報化と国際化の入り口に立っていました。130周年の年、教育基本法が改正され、学校・家庭・地域が手を携える教育の在り方が改めて問われました。140周年の年、新しい学習指導要領のもとで「主体的・対話的で深い学び」を実現しようと、本校もまた挑戦を続けていたと記憶しています。</w:t>
+        <w:t xml:space="preserve">　明治の創立以来、本校は地域の児童とともに四つの時代を歩んでまいりました。120周年の年、情報化と国際化の入口に立ち、130周年には教育基本法が改正され、学校・家庭・地域が手を携える教育の在り方が問い直されました。140周年の年、新しい学習指導要領のもと、主体的・対話的で深い学びの実現に挑んでおりました。</w:t>
       </w:r>
     </w:p>
     <w:p>
@@ -1488,7 +1488,7 @@
           <w:b w:val="0"/>
           <w:sz w:val="21"/>
         </w:rPr>
-        <w:t xml:space="preserve">　そして、140周年から今日に至る十年は、おそらく本校の歴史の中でも、最も急峻な十年でした。世界的な感染症は、子どもたちから当たり前の登校や行事を一時奪い、私たちに学校という場の意味を根本から問い直させました。GIGAスクール構想によって、一人一台の端末が教室に届き、学びの姿は大きく変わりました。校則やきまりの在り方が地域全体で議論され、子ども自身の声をどう聞くかという問いが、教育委員会の中心的な課題となりました。生成AIという、これまで想像もしなかった技術とも、子どもたちはすでに向き合っています。練馬区としても、こうした変化のなかで、子どもの権利と安全、そして一人ひとりのウェルビーイングを学校運営の中心に据えるべく、施策を組み立て直してまいりました。</w:t>
+        <w:t xml:space="preserve">　140周年から今日に至る十年は、本校の歴史でも最も急峻な十年でした。世界的な感染症は児童から当たり前の登校や行事を一時奪い、GIGAスクール構想は学びの姿を大きく変えました。校則の在り方が地域全体で議論され、子どもの権利と安全、ウェルビーイングを学校運営の中心に据える方針を、練馬区として確かなものとしてまいりました。学校で起きた出来事を真摯に検証してきた時間もまた、150年の重みの一部です。</w:t>
       </w:r>
     </w:p>
     <w:p>
@@ -1505,7 +1505,7 @@
           <w:b w:val="0"/>
           <w:sz w:val="21"/>
         </w:rPr>
-        <w:t xml:space="preserve">　この十年、私たちは時に立ち止まり、時に反省を強いられる出来事にも向き合ってまいりました。学校で起きてしまった出来事を真摯に検証し、二度と同じ悲しみを生まないために、関係者の皆様と知恵を寄せ合った時間も、本校の150年の一部です。歴史とは、輝かしい記念だけでなく、こうした重みを引き受けていくことだと、改めて感じています。</w:t>
+        <w:t xml:space="preserve">　いま、学校は、行政・教職員・保護者・地域・議会、そして児童自身がともに営む公共空間です。150年は通過点です。児童一人ひとりが「ここにいてよかった」と思える学校を、練馬区教育委員会は全力で支えてまいります。</w:t>
       </w:r>
     </w:p>
     <w:p>
@@ -1522,41 +1522,7 @@
           <w:b w:val="0"/>
           <w:sz w:val="21"/>
         </w:rPr>
-        <w:t xml:space="preserve">　いま、学校は、行政だけのものでも、教職員だけのものでも、保護者だけのものでもありません。地域の皆様には、コミュニティ・スクールの仕組みを通じて、これまで以上に学校運営の中心にお立ちいただいています。保護者の皆様には、子育ての協力者というよりも、子どもの育ちをともに担う共同当事者として、対話を重ねていただいています。区議会の皆様には、教育予算と政策に温かくも厳しい眼差しを向け、150周年の節目を支えていただきました。校長先生をはじめとする教職員の皆様の、子どもに寄り添う日々の実践こそが、本校の最大の財産です。すべての関係者の皆様に、深く感謝申し上げます。</w:t>
-      </w:r>
-    </w:p>
-    <w:p>
-      <w:pPr>
-        <w:spacing w:before="0" w:after="80" w:line="400" w:lineRule="exact"/>
-        <w:ind w:left="340" w:right="340"/>
-        <w:pBdr>
-          <w:left w:val="single" w:sz="18" w:color="8B4513"/>
-        </w:pBdr>
-      </w:pPr>
-      <w:r>
-        <w:rPr>
-          <w:rFonts w:ascii="MS 明朝" w:hAnsi="MS 明朝" w:eastAsia="MS 明朝"/>
-          <w:b w:val="0"/>
-          <w:sz w:val="21"/>
-        </w:rPr>
-        <w:t xml:space="preserve">　150年は通過点です。160年、200年と続いていく本校の歴史のなかで、いま教室にいる子どもたち一人ひとりが、「自分はここにいてよかった」と思える学校を、私たちは作り続けなければなりません。練馬区教育委員会は、その営みを全力で支えてまいります。</w:t>
-      </w:r>
-    </w:p>
-    <w:p>
-      <w:pPr>
-        <w:spacing w:before="0" w:after="80" w:line="400" w:lineRule="exact"/>
-        <w:ind w:left="340" w:right="340"/>
-        <w:pBdr>
-          <w:left w:val="single" w:sz="18" w:color="8B4513"/>
-        </w:pBdr>
-      </w:pPr>
-      <w:r>
-        <w:rPr>
-          <w:rFonts w:ascii="MS 明朝" w:hAnsi="MS 明朝" w:eastAsia="MS 明朝"/>
-          <w:b w:val="0"/>
-          <w:sz w:val="21"/>
-        </w:rPr>
-        <w:t xml:space="preserve">　結びに、本校の益々の発展と、子どもたち、教職員、保護者、地域の皆様の御健勝を祈念し、お祝いの言葉といたします。</w:t>
+        <w:t xml:space="preserve">　結びに、本校の益々の発展と関係者の皆様の御健勝を祈念し、お祝いの言葉といたします。</w:t>
       </w:r>
     </w:p>
     <w:p>
